--- a/Decoupe/06_Acte_IV_Dependance_Amandinette.docx
+++ b/Decoupe/06_Acte_IV_Dependance_Amandinette.docx
@@ -192,7 +192,7 @@
         <w:t>4. Notes de recherche de Léa</w:t>
       </w:r>
       <w:r>
-        <w:t>, papier jauni : « Notes — projet de roman "Les Servantes" — 5 juin. A.G.L. : confirmée. Servante chez les Parisette de 1907 à 1910. Quitte le village de la Grande Leuleu à 17 ans après la mort de la vraie demoiselle de Parisette à l’auberge. Reprend ses papiers. Doit en parler à Théodorette dans la semaine. — L. »</w:t>
+        <w:t>, papier jauni : « Notes — projet de roman "Les Servantes" — 5 juin. A.G.L. : confirmée. Servante chez les Beauchamp de 1907 à 1910. Au service de Mademoiselle Amandinette de Beauchamp — l’héritière, qui partageait son prénom. Cette dernière morte d’une fièvre en mai 1910. La semaine suivante, une « Mademoiselle Amandinette de Beauchamp » se présente au bal des Parisette avec la carte d’invitation et la robe de la défunte. Théodorette de Parisette l’épouse quatre mois plus tard. Doit en parler à Théodorette dans la semaine. — L. »</w:t>
       </w:r>
     </w:p>
     <w:p>

--- a/Decoupe/06_Acte_IV_Dependance_Amandinette.docx
+++ b/Decoupe/06_Acte_IV_Dependance_Amandinette.docx
@@ -215,27 +215,27 @@
         <w:jc w:val="both"/>
       </w:pPr>
       <w:r>
-        <w:t xml:space="preserve">Voir le fichier Énigme pour le détail. Chloé déduit que A.G.L. = Amandinette de la Grande Leuleu via les notes de recherche. Elle utilise le carnet codé (grille A=1, G=7, L=12→3) pour obtenir le code </w:t>
-      </w:r>
-      <w:r>
-        <w:rPr>
-          <w:b/>
-          <w:bCs/>
-        </w:rPr>
-        <w:t>1-7-3</w:t>
-      </w:r>
-      <w:r>
-        <w:t xml:space="preserve">. Ce code n’ouvre rien sur place : il ouvre la </w:t>
-      </w:r>
-      <w:r>
-        <w:rPr>
-          <w:b/>
-          <w:bCs/>
-        </w:rPr>
-        <w:t>boîte cadenassée que Chloé a vue dans la malle de rotin du jardin</w:t>
-      </w:r>
-      <w:r>
-        <w:t xml:space="preserve"> depuis l’Acte I.</w:t>
+        <w:t xml:space="preserve">Voir le fichier Énigme pour le détail. Chloé trouve dans le carnet de Léa : la grille A=1…Z=9, la règle « initiales de la phrase du jour », et un journal avec une entrée par jour. L’entrée du samedi 6 juin : « Au grand large ». Application : A=1, G=7, L=12→3 → code 1-7-3. Ce code n’ouvre rien sur place : il ouvre la boîte cadenassée que Chloé a vue dans la malle de rotin du jardin depuis l’Acte I. La coïncidence des initiales A.G.L. avec la vraie identité d’Amandinette (Grande Leuleu) est l’ironie finale de Léa la romancière — à laisser découvrir.</w:t>
+      </w:r>
+      <w:r>
+        <w:rPr>
+          <w:b/>
+          <w:bCs/>
+        </w:rPr>
+        <w:t/>
+      </w:r>
+      <w:r>
+        <w:t xml:space="preserve"/>
+      </w:r>
+      <w:r>
+        <w:rPr>
+          <w:b/>
+          <w:bCs/>
+        </w:rPr>
+        <w:t/>
+      </w:r>
+      <w:r>
+        <w:t xml:space="preserve"/>
       </w:r>
     </w:p>
     <w:p>

--- a/Decoupe/06_Acte_IV_Dependance_Amandinette.docx
+++ b/Decoupe/06_Acte_IV_Dependance_Amandinette.docx
@@ -1,6 +1,6 @@
 
 <file path=word/document.xml><?xml version="1.0" encoding="utf-8"?>
-<w:document xmlns:wpc="http://schemas.microsoft.com/office/word/2010/wordprocessingCanvas" xmlns:cx="http://schemas.microsoft.com/office/drawing/2014/chartex" xmlns:mc="http://schemas.openxmlformats.org/markup-compatibility/2006" xmlns:o="urn:schemas-microsoft-com:office:office" xmlns:r="http://schemas.openxmlformats.org/officeDocument/2006/relationships" xmlns:m="http://schemas.openxmlformats.org/officeDocument/2006/math" xmlns:v="urn:schemas-microsoft-com:vml" xmlns:wp14="http://schemas.microsoft.com/office/word/2010/wordprocessingDrawing" xmlns:wp="http://schemas.openxmlformats.org/drawingml/2006/wordprocessingDrawing" xmlns:w10="urn:schemas-microsoft-com:office:word" xmlns:w="http://schemas.openxmlformats.org/wordprocessingml/2006/main" xmlns:w14="http://schemas.microsoft.com/office/word/2010/wordml" xmlns:w15="http://schemas.microsoft.com/office/word/2012/wordml" xmlns:wpg="http://schemas.microsoft.com/office/word/2010/wordprocessingGroup" xmlns:wpi="http://schemas.microsoft.com/office/word/2010/wordprocessingInk" xmlns:wne="http://schemas.microsoft.com/office/word/2006/wordml" xmlns:wps="http://schemas.microsoft.com/office/word/2010/wordprocessingShape" mc:Ignorable="w14 w15 wp14">
+<w:document xmlns:ns1="http://schemas.openxmlformats.org/markup-compatibility/2006" xmlns:w="http://schemas.openxmlformats.org/wordprocessingml/2006/main" ns1:Ignorable="w14 w15 wp14">
   <w:body>
     <w:p>
       <w:pPr>
@@ -13,7 +13,7 @@
           <w:bCs/>
           <w:color w:val="795548"/>
         </w:rPr>
-        <w:t>Acte IV — La dépendance (et retour au jardin) · Foyer : Lady Amandinette</w:t>
+        <w:t xml:space="preserve">Acte IV — La dépendance (et retour au jardin) · Foyer : Lady Amandinette — et les révélations finales (Emilien, Maëlys)</w:t>
       </w:r>
     </w:p>
     <w:p>
@@ -131,17 +131,17 @@
           <w:b/>
           <w:bCs/>
         </w:rPr>
-        <w:t>1. Paquet d’Alicia</w:t>
-      </w:r>
-      <w:r>
-        <w:t xml:space="preserve"> : 22 lettres tendres signées « N. » — adressées à Alicia il y a un an. Confirment la confession d’Alicia. </w:t>
-      </w:r>
-      <w:r>
-        <w:rPr>
-          <w:b/>
-          <w:bCs/>
-        </w:rPr>
-        <w:t>Ne disculpent ni Alicia ni Amandinette.</w:t>
+        <w:t xml:space="preserve">1. Paquet d’Alicia : 22 lettres tendres signées « B. » — écrites par Baptiste André, adressées à Alicia il y a un an. Confirment la confession d’Alicia. C’est ici aussi que Baptiste, mis devant ces lettres, peut craquer sur sa liaison passée. Ne disculpent ni Alicia ni Amandinette.</w:t>
+      </w:r>
+      <w:r>
+        <w:t xml:space="preserve"/>
+      </w:r>
+      <w:r>
+        <w:rPr>
+          <w:b/>
+          <w:bCs/>
+        </w:rPr>
+        <w:t/>
       </w:r>
     </w:p>
     <w:p>
@@ -325,6 +325,74 @@
     </w:p>
     <w:p>
       <w:pPr>
+        <w:spacing w:before="60" w:after="60" w:line="300" w:lineRule="auto"/>
+        <w:ind w:left="360"/>
+        <w:jc w:val="both"/>
+      </w:pPr>
+      <w:r>
+        <w:rPr>
+          <w:b/>
+          <w:bCs/>
+        </w:rPr>
+        <w:t xml:space="preserve">La note scellée pour Mademoiselle Maëlys Bouchard : « Mademoiselle — vous ne vous appelez pas Bouchard. Vous êtes Marguerite Beauchamp, nièce de la véritable Amandinette de Beauchamp, l’héritière morte en 1910. On vous a pris votre nom et votre bien en même temps qu’on volait son identité. Je n’ai pas su réparer mes fautes ; je peux au moins réparer celle-ci. Sachez qui vous êtes. — L. »</w:t>
+      </w:r>
+      <w:r>
+        <w:t xml:space="preserve"/>
+      </w:r>
+    </w:p>
+    <w:p>
+      <w:pPr>
+        <w:spacing w:before="60" w:after="60" w:line="300" w:lineRule="auto"/>
+        <w:ind w:left="360"/>
+        <w:jc w:val="both"/>
+      </w:pPr>
+      <w:r>
+        <w:rPr>
+          <w:b/>
+          <w:bCs/>
+        </w:rPr>
+        <w:t xml:space="preserve">Étape 4 bis — Le piège du notaire (Emilien authentifie)</w:t>
+      </w:r>
+      <w:r>
+        <w:t xml:space="preserve"/>
+      </w:r>
+    </w:p>
+    <w:p>
+      <w:pPr>
+        <w:spacing w:before="60" w:after="60" w:line="300" w:lineRule="auto"/>
+        <w:ind w:left="360"/>
+        <w:jc w:val="both"/>
+      </w:pPr>
+      <w:r>
+        <w:rPr>
+          <w:b/>
+          <w:bCs/>
+        </w:rPr>
+        <w:t xml:space="preserve">Si Amandinette tente de nier (« ce papier est un faux »), Chloé se tourne vers Maître Emilien Collin-Stanislas et le somme, en homme de loi, d’authentifier publiquement l’acte de naissance. C’est un piège : reconnaître l’acte, c’est avouer qu’il l’a lui-même monté en 1910.</w:t>
+      </w:r>
+      <w:r>
+        <w:t xml:space="preserve"/>
+      </w:r>
+    </w:p>
+    <w:p>
+      <w:pPr>
+        <w:spacing w:before="60" w:after="60" w:line="300" w:lineRule="auto"/>
+        <w:ind w:left="360"/>
+        <w:jc w:val="both"/>
+      </w:pPr>
+      <w:r>
+        <w:rPr>
+          <w:b/>
+          <w:bCs/>
+        </w:rPr>
+        <w:t xml:space="preserve">Emilien, acculé : « …(un long silence)… Cet acte est authentique. Le sceau de la Grande Leuleu, la main du maire — je les reconnais. Oui : j’ai monté ce dossier en 1910. J’ai fait d’une servante une duchesse. Et j’en ai vécu quinze ans. » La salle tient sa preuve contre Amandinette — et découvre un second coupable, de fraude cette fois, non du meurtre.</w:t>
+      </w:r>
+      <w:r>
+        <w:t xml:space="preserve"/>
+      </w:r>
+    </w:p>
+    <w:p>
+      <w:pPr>
         <w:pStyle w:val="Titre3"/>
         <w:spacing w:before="200" w:after="100"/>
       </w:pPr>
@@ -343,7 +411,7 @@
         <w:jc w:val="both"/>
       </w:pPr>
       <w:r>
-        <w:t>Chloé brandit les deux pièces. Amandinette comprend. Trois sorties possibles selon le choix du joueur :</w:t>
+        <w:t xml:space="preserve">Chloé brandit l’acte de naissance et la lettre. Amandinette comprend. Trois sorties possibles selon le choix du joueur :</w:t>
       </w:r>
     </w:p>
     <w:p>
@@ -395,6 +463,57 @@
       </w:r>
       <w:r>
         <w:t xml:space="preserve"> : « Sir Amaury, je vous prierai de me fournir une chambre fermée à clef jusqu’au matin. »</w:t>
+      </w:r>
+    </w:p>
+    <w:p>
+      <w:pPr>
+        <w:spacing w:before="60" w:after="60" w:line="300" w:lineRule="auto"/>
+        <w:ind w:left="360"/>
+        <w:jc w:val="both"/>
+      </w:pPr>
+      <w:r>
+        <w:rPr>
+          <w:b/>
+          <w:bCs/>
+        </w:rPr>
+        <w:t xml:space="preserve">Étape 6 — La révélation de Maëlys (le climax émotionnel)</w:t>
+      </w:r>
+      <w:r>
+        <w:t xml:space="preserve"/>
+      </w:r>
+    </w:p>
+    <w:p>
+      <w:pPr>
+        <w:spacing w:before="60" w:after="60" w:line="300" w:lineRule="auto"/>
+        <w:ind w:left="360"/>
+        <w:jc w:val="both"/>
+      </w:pPr>
+      <w:r>
+        <w:rPr>
+          <w:b/>
+          <w:bCs/>
+        </w:rPr>
+        <w:t xml:space="preserve">Chloé lit alors la note scellée à voix haute. Mademoiselle Maëlys Bouchard comprend, en même temps que toute la salle, qu’elle est Marguerite Beauchamp — l’héritière dépossédée. Laissez le silence s’installer. C’est son grand moment : le vertige, les larmes, « Beauchamp… mais alors… ». Aucun script ; laissez la joueuse improviser.</w:t>
+      </w:r>
+      <w:r>
+        <w:t xml:space="preserve"/>
+      </w:r>
+    </w:p>
+    <w:p>
+      <w:pPr>
+        <w:spacing w:before="60" w:after="60" w:line="300" w:lineRule="auto"/>
+        <w:ind w:left="360"/>
+        <w:jc w:val="both"/>
+      </w:pPr>
+      <w:r>
+        <w:rPr>
+          <w:b/>
+          <w:bCs/>
+        </w:rPr>
+        <w:t xml:space="preserve">Léa, la maître-chanteuse, aura donc accompli un dernier geste — non un chantage, mais une réparation. C’est l’ironie douce de sa mort : elle voulait enfin réparer un tort, et c’est précisément cela qui a scellé son sort.</w:t>
+      </w:r>
+      <w:r>
+        <w:t xml:space="preserve"/>
       </w:r>
     </w:p>
     <w:p>

--- a/Decoupe/06_Acte_IV_Dependance_Amandinette.docx
+++ b/Decoupe/06_Acte_IV_Dependance_Amandinette.docx
@@ -334,7 +334,7 @@
           <w:b/>
           <w:bCs/>
         </w:rPr>
-        <w:t xml:space="preserve">La note scellée pour Mademoiselle Maëlys Bouchard : « Mademoiselle — vous ne vous appelez pas Bouchard. Vous êtes Marguerite Beauchamp, nièce de la véritable Amandinette de Beauchamp, l’héritière morte en 1910. On vous a pris votre nom et votre bien en même temps qu’on volait son identité. Je n’ai pas su réparer mes fautes ; je peux au moins réparer celle-ci. Sachez qui vous êtes. — L. »</w:t>
+        <w:t xml:space="preserve">La note scellée pour Mademoiselle Maëlys Bouchard : « Mademoiselle — vous ne vous appelez pas Bouchard. Vous êtes Camille Beauchamp, nièce de la véritable Amandinette de Beauchamp, l’héritière morte en 1910. On vous a pris votre nom et votre bien en même temps qu’on volait son identité. Je n’ai pas su réparer mes fautes ; je peux au moins réparer celle-ci. Sachez qui vous êtes. — L. »</w:t>
       </w:r>
       <w:r>
         <w:t xml:space="preserve"/>
@@ -493,7 +493,7 @@
           <w:b/>
           <w:bCs/>
         </w:rPr>
-        <w:t xml:space="preserve">Chloé lit alors la note scellée à voix haute. Mademoiselle Maëlys Bouchard comprend, en même temps que toute la salle, qu’elle est Marguerite Beauchamp — l’héritière dépossédée. Laissez le silence s’installer. C’est son grand moment : le vertige, les larmes, « Beauchamp… mais alors… ». Aucun script ; laissez la joueuse improviser.</w:t>
+        <w:t xml:space="preserve">Chloé lit alors la note scellée à voix haute. Mademoiselle Maëlys Bouchard comprend, en même temps que toute la salle, qu’elle est Camille Beauchamp — l’héritière dépossédée. Laissez le silence s’installer. C’est son grand moment : le vertige, les larmes, « Beauchamp… mais alors… ». Aucun script ; laissez la joueuse improviser.</w:t>
       </w:r>
       <w:r>
         <w:t xml:space="preserve"/>

--- a/Decoupe/06_Acte_IV_Dependance_Amandinette.docx
+++ b/Decoupe/06_Acte_IV_Dependance_Amandinette.docx
@@ -189,10 +189,10 @@
           <w:b/>
           <w:bCs/>
         </w:rPr>
-        <w:t>4. Notes de recherche de Léa</w:t>
-      </w:r>
-      <w:r>
-        <w:t>, papier jauni : « Notes — projet de roman "Les Servantes" — 5 juin. A.G.L. : confirmée. Servante chez les Beauchamp de 1907 à 1910. Au service de Mademoiselle Amandinette de Beauchamp — l’héritière, qui partageait son prénom. Cette dernière morte d’une fièvre en mai 1910. La semaine suivante, une « Mademoiselle Amandinette de Beauchamp » se présente au bal des Parisette avec la carte d’invitation et la robe de la défunte. Théodorette de Parisette l’épouse quatre mois plus tard. Doit en parler à Théodorette dans la semaine. — L. »</w:t>
+        <w:t xml:space="preserve">4. Notes de recherche de Léa, papier jauni : « Notes — projet de roman "Les Servantes" — 5 juin. A.G.L. — Amandine de la Grande Leuleu, dite Amandinette — confirmée. Servante chez les Beauchamp de 1907 à 1910. Au service de Mademoiselle Amandinette de Beauchamp — l’héritière, qui partageait son prénom. Cette dernière morte d’une fièvre en mai 1910. La semaine suivante, une « Mademoiselle Amandinette de Beauchamp » se présente au bal des Parisette avec la carte d’invitation et la robe de la défunte. Théodorette de Parisette l’épouse quatre mois plus tard. Doit en parler à Théodorette dans la semaine. — L. »</w:t>
+      </w:r>
+      <w:r>
+        <w:t/>
       </w:r>
     </w:p>
     <w:p>

--- a/Decoupe/06_Acte_IV_Dependance_Amandinette.docx
+++ b/Decoupe/06_Acte_IV_Dependance_Amandinette.docx
@@ -13,7 +13,7 @@
           <w:bCs/>
           <w:color w:val="795548"/>
         </w:rPr>
-        <w:t xml:space="preserve">Acte IV — La dépendance (et retour au jardin) · Foyer : Lady Amandinette — et les révélations finales (Emilien, Maëlys)</w:t>
+        <w:t xml:space="preserve">Acte IV — La dépendance (et retour au jardin) · Foyer : Lady Amandinette — et la révélation finale (Maëlys)</w:t>
       </w:r>
     </w:p>
     <w:p>
@@ -335,57 +335,6 @@
           <w:bCs/>
         </w:rPr>
         <w:t xml:space="preserve">La note scellée pour Mademoiselle Maëlys Bouchard : « Mademoiselle — vous ne vous appelez pas Bouchard. Vous êtes Camille Beauchamp, nièce de la véritable Amandinette de Beauchamp, l’héritière morte en 1910. On vous a pris votre nom et votre bien en même temps qu’on volait son identité. Je n’ai pas su réparer mes fautes ; je peux au moins réparer celle-ci. Sachez qui vous êtes. — L. »</w:t>
-      </w:r>
-      <w:r>
-        <w:t xml:space="preserve"/>
-      </w:r>
-    </w:p>
-    <w:p>
-      <w:pPr>
-        <w:spacing w:before="60" w:after="60" w:line="300" w:lineRule="auto"/>
-        <w:ind w:left="360"/>
-        <w:jc w:val="both"/>
-      </w:pPr>
-      <w:r>
-        <w:rPr>
-          <w:b/>
-          <w:bCs/>
-        </w:rPr>
-        <w:t xml:space="preserve">Étape 4 bis — Le piège du notaire (Emilien authentifie)</w:t>
-      </w:r>
-      <w:r>
-        <w:t xml:space="preserve"/>
-      </w:r>
-    </w:p>
-    <w:p>
-      <w:pPr>
-        <w:spacing w:before="60" w:after="60" w:line="300" w:lineRule="auto"/>
-        <w:ind w:left="360"/>
-        <w:jc w:val="both"/>
-      </w:pPr>
-      <w:r>
-        <w:rPr>
-          <w:b/>
-          <w:bCs/>
-        </w:rPr>
-        <w:t xml:space="preserve">Si Amandinette tente de nier (« ce papier est un faux »), Chloé se tourne vers Maître Emilien Collin-Stanislas et le somme, en homme de loi, d’authentifier publiquement l’acte de naissance. C’est un piège : reconnaître l’acte, c’est avouer qu’il l’a lui-même monté en 1910.</w:t>
-      </w:r>
-      <w:r>
-        <w:t xml:space="preserve"/>
-      </w:r>
-    </w:p>
-    <w:p>
-      <w:pPr>
-        <w:spacing w:before="60" w:after="60" w:line="300" w:lineRule="auto"/>
-        <w:ind w:left="360"/>
-        <w:jc w:val="both"/>
-      </w:pPr>
-      <w:r>
-        <w:rPr>
-          <w:b/>
-          <w:bCs/>
-        </w:rPr>
-        <w:t xml:space="preserve">Emilien, acculé : « …(un long silence)… Cet acte est authentique. Le sceau de la Grande Leuleu, la main du maire — je les reconnais. Oui : j’ai monté ce dossier en 1910. J’ai fait d’une servante une duchesse. Et j’en ai vécu quinze ans. » La salle tient sa preuve contre Amandinette — et découvre un second coupable, de fraude cette fois, non du meurtre.</w:t>
       </w:r>
       <w:r>
         <w:t xml:space="preserve"/>
